--- a/BIT202474164 DOCUMENTATION.docx
+++ b/BIT202474164 DOCUMENTATION.docx
@@ -237,14 +237,27 @@
       <w:r>
         <w:t xml:space="preserve">Figure </w:t>
       </w:r>
-      <w:fldSimple w:instr=" SEQ Figure \* ARABIC ">
-        <w:r>
-          <w:rPr>
-            <w:noProof/>
-          </w:rPr>
-          <w:t>1</w:t>
-        </w:r>
-      </w:fldSimple>
+      <w:r>
+        <w:fldChar w:fldCharType="begin"/>
+      </w:r>
+      <w:r>
+        <w:instrText xml:space="preserve"> SEQ Figure \* ARABIC </w:instrText>
+      </w:r>
+      <w:r>
+        <w:fldChar w:fldCharType="separate"/>
+      </w:r>
+      <w:r>
+        <w:rPr>
+          <w:noProof/>
+        </w:rPr>
+        <w:t>1</w:t>
+      </w:r>
+      <w:r>
+        <w:rPr>
+          <w:noProof/>
+        </w:rPr>
+        <w:fldChar w:fldCharType="end"/>
+      </w:r>
       <w:r>
         <w:t>:</w:t>
       </w:r>
@@ -1040,31 +1053,11 @@
       </w:pPr>
     </w:p>
     <w:p>
-      <w:r>
-        <w:t>BIT/2024/74164:</w:t>
-      </w:r>
-      <w:r>
-        <w:t xml:space="preserve"> https://github.com/Achiengo-M/student_app</w:t>
-      </w:r>
-    </w:p>
-    <w:p>
-      <w:r>
-        <w:t>BIT</w:t>
-      </w:r>
-      <w:proofErr w:type="gramStart"/>
-      <w:r>
-        <w:t>4107  MOBILE</w:t>
-      </w:r>
-      <w:proofErr w:type="gramEnd"/>
-      <w:r>
-        <w:t xml:space="preserve"> DEVELOPMENT APPLICATION</w:t>
-      </w:r>
-    </w:p>
-    <w:p/>
-    <w:p>
       <w:bookmarkStart w:id="0" w:name="_GoBack"/>
       <w:bookmarkEnd w:id="0"/>
     </w:p>
+    <w:p/>
+    <w:p/>
     <w:sectPr>
       <w:pgSz w:w="12240" w:h="15840"/>
       <w:pgMar w:top="1440" w:right="1440" w:bottom="1440" w:left="1440" w:header="720" w:footer="720" w:gutter="0"/>
@@ -1958,7 +1951,7 @@
 </file>
 
 <file path=customXml/itemProps1.xml><?xml version="1.0" encoding="utf-8"?>
-<ds:datastoreItem xmlns:ds="http://schemas.openxmlformats.org/officeDocument/2006/customXml" ds:itemID="{A802402D-C50A-4281-9F1F-313DF0FF4EF5}">
+<ds:datastoreItem xmlns:ds="http://schemas.openxmlformats.org/officeDocument/2006/customXml" ds:itemID="{93C173B8-9F1D-4CAB-A2E2-FF61203E87DC}">
   <ds:schemaRefs>
     <ds:schemaRef ds:uri="http://schemas.openxmlformats.org/officeDocument/2006/bibliography"/>
   </ds:schemaRefs>
